--- a/contracts/src/test/resources/doc_file.docx
+++ b/contracts/src/test/resources/doc_file.docx
@@ -14,6 +14,18 @@
     <w:p>
       <w:r>
         <w:t>Client Name: ......</w:t>
+      </w:r>
+      <w:r>
+        <w:t>...........................................................</w:t>
+      </w:r>
+      <w:r>
+        <w:t>.................................................................</w:t>
+      </w:r>
+      <w:r>
+        <w:t xml:space="preserve"> </w:t>
+      </w:r>
+      <w:r>
+        <w:t>.................................................................</w:t>
       </w:r>
     </w:p>
     <w:p>

--- a/contracts/src/test/resources/doc_file.docx
+++ b/contracts/src/test/resources/doc_file.docx
@@ -19,14 +19,41 @@
         <w:t>...........................................................</w:t>
       </w:r>
       <w:r>
-        <w:t>.................................................................</w:t>
+        <w:t>.......................................</w:t>
+      </w:r>
+      <w:r>
+        <w:t>.............................................................................................................................</w:t>
+      </w:r>
+      <w:r>
+        <w:t xml:space="preserve"> Client ID ………</w:t>
       </w:r>
       <w:r>
         <w:t xml:space="preserve"> </w:t>
       </w:r>
       <w:r>
-        <w:t>.................................................................</w:t>
+        <w:t>…………</w:t>
       </w:r>
+      <w:proofErr w:type="gramStart"/>
+      <w:r>
+        <w:t>…..</w:t>
+      </w:r>
+      <w:proofErr w:type="gramEnd"/>
+      <w:r>
+        <w:t xml:space="preserve"> </w:t>
+      </w:r>
+      <w:proofErr w:type="spellStart"/>
+      <w:r>
+        <w:t>dATE</w:t>
+      </w:r>
+      <w:proofErr w:type="spellEnd"/>
+      <w:r>
+        <w:t xml:space="preserve"> ……………</w:t>
+      </w:r>
+      <w:proofErr w:type="gramStart"/>
+      <w:r>
+        <w:t>…..</w:t>
+      </w:r>
+      <w:proofErr w:type="gramEnd"/>
     </w:p>
     <w:p>
       <w:r>
